--- a/example/result/e04_paragraphs_smart_ws.docx
+++ b/example/result/e04_paragraphs_smart_ws.docx
@@ -49,6 +49,14 @@
       </w:r>
       <w:r>
         <w:t xml:space="preserve"> or by explicitly setting smart_ws=True.</w:t>
+      </w:r>
+    </w:p>
+    <w:p>
+      <w:r>
+        <w:rPr>
+          <w:b/>
+        </w:rPr>
+        <w:t>(As this example does not have a heading the generated markdown file will not have a heading. If markdownlint is used on the generated markdown file it will report an error for the missing heading.)</w:t>
       </w:r>
     </w:p>
     <w:sectPr>

--- a/example/result/e04_paragraphs_smart_ws.docx
+++ b/example/result/e04_paragraphs_smart_ws.docx
@@ -4,7 +4,7 @@
   <w:body>
     <w:p>
       <w:r>
-        <w:t>With start_paragraph we can start a paragraph.</w:t>
+        <w:t>With new_paragraph we can start a paragraph.</w:t>
       </w:r>
       <w:r>
         <w:t xml:space="preserve"> Thanks to smart whitespace handling, we do not need</w:t>
@@ -16,7 +16,7 @@
         <w:t xml:space="preserve"> calls to add_text</w:t>
       </w:r>
       <w:r>
-        <w:t xml:space="preserve"> or start_paragraph calls.</w:t>
+        <w:t xml:space="preserve"> or new_paragraph calls.</w:t>
       </w:r>
       <w:r>
         <w:t xml:space="preserve"> If we have extra whitespace, it will be consolidated</w:t>
@@ -27,7 +27,7 @@
     </w:p>
     <w:p>
       <w:r>
-        <w:t xml:space="preserve">With start_paragraph we can start another paragraph. </w:t>
+        <w:t xml:space="preserve">With new_paragraph we can start another paragraph. </w:t>
       </w:r>
       <w:r>
         <w:t xml:space="preserve"> With smart_ws=False the whitespace between text </w:t>
